--- a/Kharitonov_Nikita_praktica.docx
+++ b/Kharitonov_Nikita_praktica.docx
@@ -6120,7 +6120,7 @@
     </w:p>
     <w:p>
       <w:pPr>
-        <w:spacing w:line="360" w:lineRule="auto" w:after="80" w:before="480"/>
+        <w:spacing w:line="360" w:lineRule="auto" w:after="80" w:before="200"/>
         <w:ind w:firstLine="0"/>
       </w:pPr>
       <w:r>
